--- a/08-utilizador/06-plano-formacao-adesao.docx
+++ b/08-utilizador/06-plano-formacao-adesao.docx
@@ -1557,7 +1557,7 @@
               <w:pStyle w:val="Compact"/>
             </w:pPr>
             <w:r>
-              <w:t xml:space="preserve">{{FAQ}}</w:t>
+              <w:t xml:space="preserve">{{Perguntas Frequentes}}</w:t>
             </w:r>
           </w:p>
         </w:tc>
@@ -1597,7 +1597,7 @@
                 <w:rPr>
                   <w:rStyle w:val="Hyperlink"/>
                 </w:rPr>
-                <w:t xml:space="preserve">FAQ</w:t>
+                <w:t xml:space="preserve">Perguntas Frequentes</w:t>
               </w:r>
             </w:hyperlink>
             <w:r>
